--- a/Tailored_CVs/Shinoy_ClickHouse_QA_Engineer___Core_Database.docx
+++ b/Tailored_CVs/Shinoy_ClickHouse_QA_Engineer___Core_Database.docx
@@ -70,7 +70,7 @@
           <w:b w:val="0"/>
           <w:sz w:val="19"/>
         </w:rPr>
-        <w:t>QA Automation Engineer with over 8 years of experience building scalable test automation frameworks and handling complex backend data validation for financial systems. Proficient in Java, Python, SQL, and CI/CD pipelines, with hands-on experience managing infrastructure using AWS and Linux. Skilled in collaborating with cross-functional teams to ensure high reliability and quality for complex distributed software releases.</w:t>
+        <w:t>QA Automation Engineer with over 8 years of experience building scalable test automation frameworks, validating backend systems, and managing release engineering processes for data-heavy platforms. Experienced in utilizing Java, SQL, and automation tools to ensure reliability across complex distributed environments. Adept at collaborating with cross-functional development teams to maintain high standards of quality for cloud services and open-source projects.</w:t>
       </w:r>
     </w:p>
     <w:p>
@@ -288,7 +288,7 @@
           <w:b w:val="0"/>
           <w:sz w:val="18"/>
         </w:rPr>
-        <w:t>▸ Executed complex Oracle SQL queries and backend validation to ensure strict data integrity across highvolume credit risk and financial data workflows.</w:t>
+        <w:t>▸ Executed complex Oracle SQL queries to validate massive datasets and ensure strict data integrity across backend workflows.</w:t>
       </w:r>
     </w:p>
     <w:p>
@@ -301,7 +301,7 @@
           <w:b w:val="0"/>
           <w:sz w:val="18"/>
         </w:rPr>
-        <w:t>▸ Built and maintained scalable test automation frameworks utilizing Java Selenium and Playwright TypeScript, improving test execution efficiency by 20%.</w:t>
+        <w:t>▸ Built and maintained scalable test automation frameworks utilizing Java Selenium and Playwright TypeScript to support endtoend testing.</w:t>
       </w:r>
     </w:p>
     <w:p>
@@ -314,7 +314,7 @@
           <w:b w:val="0"/>
           <w:sz w:val="18"/>
         </w:rPr>
-        <w:t>▸ Orchestrated automated CI/CD pipelines and provisioned underlying test environments using Terraform, AWS, and Linux environments to support continuous delivery.</w:t>
+        <w:t>▸ Engineered automated CI/CD pipelines and managed test environments using Terraform, AWS, and Linux environments to support continuous delivery.</w:t>
       </w:r>
     </w:p>
     <w:p>
@@ -327,7 +327,7 @@
           <w:b w:val="0"/>
           <w:sz w:val="18"/>
         </w:rPr>
-        <w:t>▸ Collaborated closely with SRE and development teams to analyze release objectives, identify technical bottlenecks, and reduce defect leakage prior to production deployment.</w:t>
+        <w:t>▸ Streamlined test generation and deployment scripts utilizing AI tools like Gemini Code Assist to improve overall testing efficiency.</w:t>
       </w:r>
     </w:p>
     <w:p>

--- a/Tailored_CVs/Shinoy_ClickHouse_QA_Engineer___Core_Database.docx
+++ b/Tailored_CVs/Shinoy_ClickHouse_QA_Engineer___Core_Database.docx
@@ -70,7 +70,7 @@
           <w:b w:val="0"/>
           <w:sz w:val="19"/>
         </w:rPr>
-        <w:t>QA Automation Engineer with over 8 years of experience building scalable test automation frameworks, validating backend systems, and managing release engineering processes for data-heavy platforms. Experienced in utilizing Java, SQL, and automation tools to ensure reliability across complex distributed environments. Adept at collaborating with cross-functional development teams to maintain high standards of quality for cloud services and open-source projects.</w:t>
+        <w:t>QA Automation Engineer with over 8 years of experience building scalable test frameworks and automating complex workflows for financial clients. I have hands-on experience working with databases like Oracle SQL, along with Linux environments, Git, and CI/CD pipelines. Recently, I have also used AI tools like Gemini Code Assist to streamline test generation and deployment scripts.</w:t>
       </w:r>
     </w:p>
     <w:p>
@@ -288,7 +288,7 @@
           <w:b w:val="0"/>
           <w:sz w:val="18"/>
         </w:rPr>
-        <w:t>▸ Executed complex Oracle SQL queries to validate massive datasets and ensure strict data integrity across backend workflows.</w:t>
+        <w:t>▸ Executed complex SQL queries to validate massive datasets and ensure strict data integrity across backend workflows.</w:t>
       </w:r>
     </w:p>
     <w:p>
@@ -301,7 +301,7 @@
           <w:b w:val="0"/>
           <w:sz w:val="18"/>
         </w:rPr>
-        <w:t>▸ Built and maintained scalable test automation frameworks utilizing Java Selenium and Playwright TypeScript to support endtoend testing.</w:t>
+        <w:t>▸ Built and maintained scalable test automation frameworks utilizing Java Selenium and Playwright TypeScript for microservices.</w:t>
       </w:r>
     </w:p>
     <w:p>
@@ -314,7 +314,7 @@
           <w:b w:val="0"/>
           <w:sz w:val="18"/>
         </w:rPr>
-        <w:t>▸ Engineered automated CI/CD pipelines and managed test environments using Terraform, AWS, and Linux environments to support continuous delivery.</w:t>
+        <w:t>▸ Orchestrated automated CI/CD pipelines and provisioned underlying test environments using Terraform, AWS, and Linux.</w:t>
       </w:r>
     </w:p>
     <w:p>
@@ -327,7 +327,7 @@
           <w:b w:val="0"/>
           <w:sz w:val="18"/>
         </w:rPr>
-        <w:t>▸ Streamlined test generation and deployment scripts utilizing AI tools like Gemini Code Assist to improve overall testing efficiency.</w:t>
+        <w:t>▸ Streamlined test generation and deployment scripts utilizing AI tools like Gemini Code Assist to improve team efficiency.</w:t>
       </w:r>
     </w:p>
     <w:p>
